--- a/03 - DSA/Math.docx
+++ b/03 - DSA/Math.docx
@@ -4450,6 +4450,7 @@
             <w:insideH w:val="none" w:color="auto" w:sz="0" w:space="0"/>
             <w:insideV w:val="none" w:color="auto" w:sz="0" w:space="0"/>
           </w:tblBorders>
+          <w:shd w:val="clear" w:color="auto" w:fill="auto"/>
           <w:tblCellMar>
             <w:top w:w="15" w:type="dxa"/>
             <w:left w:w="15" w:type="dxa"/>
@@ -4549,6 +4550,7 @@
             <w:insideH w:val="none" w:color="auto" w:sz="0" w:space="0"/>
             <w:insideV w:val="none" w:color="auto" w:sz="0" w:space="0"/>
           </w:tblBorders>
+          <w:shd w:val="clear" w:color="auto" w:fill="auto"/>
           <w:tblCellMar>
             <w:top w:w="15" w:type="dxa"/>
             <w:left w:w="15" w:type="dxa"/>
@@ -4748,6 +4750,7 @@
             <w:insideH w:val="none" w:color="auto" w:sz="0" w:space="0"/>
             <w:insideV w:val="none" w:color="auto" w:sz="0" w:space="0"/>
           </w:tblBorders>
+          <w:shd w:val="clear" w:color="auto" w:fill="auto"/>
           <w:tblCellMar>
             <w:top w:w="15" w:type="dxa"/>
             <w:left w:w="15" w:type="dxa"/>
@@ -5437,8 +5440,1179 @@
           <w:lang w:val="en-US"/>
         </w:rPr>
       </w:pPr>
+      <w:r>
+        <w:rPr>
+          <w:rFonts w:hint="default" w:ascii="SimSun" w:hAnsi="SimSun"/>
+          <w:sz w:val="24"/>
+          <w:szCs w:val="24"/>
+          <w:highlight w:val="yellow"/>
+          <w:lang w:val="en-US"/>
+        </w:rPr>
+        <w:br w:type="textWrapping"/>
+      </w:r>
+      <w:r>
+        <w:rPr>
+          <w:rFonts w:hint="default" w:ascii="SimSun" w:hAnsi="SimSun"/>
+          <w:sz w:val="24"/>
+          <w:szCs w:val="24"/>
+          <w:highlight w:val="yellow"/>
+          <w:lang w:val="en-US"/>
+        </w:rPr>
+        <w:br w:type="textWrapping"/>
+      </w:r>
+      <w:r>
+        <w:rPr>
+          <w:rFonts w:hint="default" w:ascii="SimSun" w:hAnsi="SimSun"/>
+          <w:sz w:val="24"/>
+          <w:szCs w:val="24"/>
+          <w:highlight w:val="yellow"/>
+          <w:lang w:val="en-US"/>
+        </w:rPr>
+        <w:t>ANAGRAAM</w:t>
+      </w:r>
+      <w:r>
+        <w:rPr>
+          <w:rFonts w:hint="default" w:ascii="SimSun" w:hAnsi="SimSun"/>
+          <w:sz w:val="24"/>
+          <w:szCs w:val="24"/>
+          <w:highlight w:val="yellow"/>
+          <w:lang w:val="en-US"/>
+        </w:rPr>
+        <w:br w:type="textWrapping"/>
+      </w:r>
+    </w:p>
+    <w:p>
+      <w:pPr>
+        <w:pStyle w:val="9"/>
+        <w:keepNext w:val="0"/>
+        <w:keepLines w:val="0"/>
+        <w:widowControl/>
+        <w:suppressLineNumbers w:val="0"/>
+      </w:pPr>
+      <w:r>
+        <w:rPr>
+          <w:rStyle w:val="10"/>
+        </w:rPr>
+        <w:t>optimal solution</w:t>
+      </w:r>
       <w:bookmarkStart w:id="0" w:name="_GoBack"/>
       <w:bookmarkEnd w:id="0"/>
+      <w:r>
+        <w:t xml:space="preserve"> Valid Anagram problem (lowercase English letters only).</w:t>
+      </w:r>
+    </w:p>
+    <w:p>
+      <w:pPr>
+        <w:pStyle w:val="8"/>
+        <w:keepNext w:val="0"/>
+        <w:keepLines w:val="0"/>
+        <w:widowControl/>
+        <w:suppressLineNumbers w:val="0"/>
+        <w:rPr>
+          <w:highlight w:val="yellow"/>
+        </w:rPr>
+      </w:pPr>
+      <w:r>
+        <w:rPr>
+          <w:highlight w:val="yellow"/>
+        </w:rPr>
+        <w:t>class</w:t>
+      </w:r>
+      <w:r>
+        <w:rPr>
+          <w:rStyle w:val="7"/>
+          <w:highlight w:val="yellow"/>
+        </w:rPr>
+        <w:t xml:space="preserve"> </w:t>
+      </w:r>
+      <w:r>
+        <w:rPr>
+          <w:highlight w:val="yellow"/>
+        </w:rPr>
+        <w:t>Solution</w:t>
+      </w:r>
+      <w:r>
+        <w:rPr>
+          <w:rStyle w:val="7"/>
+          <w:highlight w:val="yellow"/>
+        </w:rPr>
+        <w:t xml:space="preserve"> {</w:t>
+      </w:r>
+      <w:r>
+        <w:rPr>
+          <w:rStyle w:val="7"/>
+          <w:highlight w:val="yellow"/>
+        </w:rPr>
+        <w:br w:type="textWrapping"/>
+      </w:r>
+      <w:r>
+        <w:rPr>
+          <w:rStyle w:val="7"/>
+          <w:highlight w:val="yellow"/>
+        </w:rPr>
+        <w:t xml:space="preserve">    </w:t>
+      </w:r>
+      <w:r>
+        <w:rPr>
+          <w:highlight w:val="yellow"/>
+        </w:rPr>
+        <w:t>public</w:t>
+      </w:r>
+      <w:r>
+        <w:rPr>
+          <w:rStyle w:val="7"/>
+          <w:highlight w:val="yellow"/>
+        </w:rPr>
+        <w:t xml:space="preserve"> </w:t>
+      </w:r>
+      <w:r>
+        <w:rPr>
+          <w:highlight w:val="yellow"/>
+        </w:rPr>
+        <w:t>boolean</w:t>
+      </w:r>
+      <w:r>
+        <w:rPr>
+          <w:rStyle w:val="7"/>
+          <w:highlight w:val="yellow"/>
+        </w:rPr>
+        <w:t xml:space="preserve"> </w:t>
+      </w:r>
+      <w:r>
+        <w:rPr>
+          <w:highlight w:val="yellow"/>
+        </w:rPr>
+        <w:t>isAnagram</w:t>
+      </w:r>
+      <w:r>
+        <w:rPr>
+          <w:rStyle w:val="7"/>
+          <w:highlight w:val="yellow"/>
+        </w:rPr>
+        <w:t>(</w:t>
+      </w:r>
+      <w:r>
+        <w:rPr>
+          <w:highlight w:val="yellow"/>
+        </w:rPr>
+        <w:t>String</w:t>
+      </w:r>
+      <w:r>
+        <w:rPr>
+          <w:rStyle w:val="7"/>
+          <w:highlight w:val="yellow"/>
+        </w:rPr>
+        <w:t xml:space="preserve"> </w:t>
+      </w:r>
+      <w:r>
+        <w:rPr>
+          <w:highlight w:val="yellow"/>
+        </w:rPr>
+        <w:t>s</w:t>
+      </w:r>
+      <w:r>
+        <w:rPr>
+          <w:rStyle w:val="7"/>
+          <w:highlight w:val="yellow"/>
+        </w:rPr>
+        <w:t xml:space="preserve">, </w:t>
+      </w:r>
+      <w:r>
+        <w:rPr>
+          <w:highlight w:val="yellow"/>
+        </w:rPr>
+        <w:t>String</w:t>
+      </w:r>
+      <w:r>
+        <w:rPr>
+          <w:rStyle w:val="7"/>
+          <w:highlight w:val="yellow"/>
+        </w:rPr>
+        <w:t xml:space="preserve"> </w:t>
+      </w:r>
+      <w:r>
+        <w:rPr>
+          <w:highlight w:val="yellow"/>
+        </w:rPr>
+        <w:t>t</w:t>
+      </w:r>
+      <w:r>
+        <w:rPr>
+          <w:rStyle w:val="7"/>
+          <w:highlight w:val="yellow"/>
+        </w:rPr>
+        <w:t>) {</w:t>
+      </w:r>
+      <w:r>
+        <w:rPr>
+          <w:rStyle w:val="7"/>
+          <w:highlight w:val="yellow"/>
+        </w:rPr>
+        <w:br w:type="textWrapping"/>
+      </w:r>
+      <w:r>
+        <w:rPr>
+          <w:rStyle w:val="7"/>
+          <w:highlight w:val="yellow"/>
+        </w:rPr>
+        <w:t xml:space="preserve">        </w:t>
+      </w:r>
+      <w:r>
+        <w:rPr>
+          <w:highlight w:val="yellow"/>
+        </w:rPr>
+        <w:t>if</w:t>
+      </w:r>
+      <w:r>
+        <w:rPr>
+          <w:rStyle w:val="7"/>
+          <w:highlight w:val="yellow"/>
+        </w:rPr>
+        <w:t xml:space="preserve"> (</w:t>
+      </w:r>
+      <w:r>
+        <w:rPr>
+          <w:highlight w:val="yellow"/>
+        </w:rPr>
+        <w:t>s.length</w:t>
+      </w:r>
+      <w:r>
+        <w:rPr>
+          <w:rStyle w:val="7"/>
+          <w:highlight w:val="yellow"/>
+        </w:rPr>
+        <w:t xml:space="preserve">() </w:t>
+      </w:r>
+      <w:r>
+        <w:rPr>
+          <w:highlight w:val="yellow"/>
+        </w:rPr>
+        <w:t>!=</w:t>
+      </w:r>
+      <w:r>
+        <w:rPr>
+          <w:rStyle w:val="7"/>
+          <w:highlight w:val="yellow"/>
+        </w:rPr>
+        <w:t xml:space="preserve"> </w:t>
+      </w:r>
+      <w:r>
+        <w:rPr>
+          <w:highlight w:val="yellow"/>
+        </w:rPr>
+        <w:t>t.length</w:t>
+      </w:r>
+      <w:r>
+        <w:rPr>
+          <w:rStyle w:val="7"/>
+          <w:highlight w:val="yellow"/>
+        </w:rPr>
+        <w:t>()) {</w:t>
+      </w:r>
+      <w:r>
+        <w:rPr>
+          <w:rStyle w:val="7"/>
+          <w:highlight w:val="yellow"/>
+        </w:rPr>
+        <w:br w:type="textWrapping"/>
+      </w:r>
+      <w:r>
+        <w:rPr>
+          <w:rStyle w:val="7"/>
+          <w:highlight w:val="yellow"/>
+        </w:rPr>
+        <w:t xml:space="preserve">            </w:t>
+      </w:r>
+      <w:r>
+        <w:rPr>
+          <w:highlight w:val="yellow"/>
+        </w:rPr>
+        <w:t>return</w:t>
+      </w:r>
+      <w:r>
+        <w:rPr>
+          <w:rStyle w:val="7"/>
+          <w:highlight w:val="yellow"/>
+        </w:rPr>
+        <w:t xml:space="preserve"> </w:t>
+      </w:r>
+      <w:r>
+        <w:rPr>
+          <w:highlight w:val="yellow"/>
+        </w:rPr>
+        <w:t>false</w:t>
+      </w:r>
+      <w:r>
+        <w:rPr>
+          <w:rStyle w:val="7"/>
+          <w:highlight w:val="yellow"/>
+        </w:rPr>
+        <w:t>;</w:t>
+      </w:r>
+      <w:r>
+        <w:rPr>
+          <w:rStyle w:val="7"/>
+          <w:highlight w:val="yellow"/>
+        </w:rPr>
+        <w:br w:type="textWrapping"/>
+      </w:r>
+      <w:r>
+        <w:rPr>
+          <w:rStyle w:val="7"/>
+          <w:highlight w:val="yellow"/>
+        </w:rPr>
+        <w:t xml:space="preserve">        }</w:t>
+      </w:r>
+      <w:r>
+        <w:rPr>
+          <w:rStyle w:val="7"/>
+          <w:highlight w:val="yellow"/>
+        </w:rPr>
+        <w:br w:type="textWrapping"/>
+      </w:r>
+      <w:r>
+        <w:rPr>
+          <w:rStyle w:val="7"/>
+          <w:highlight w:val="yellow"/>
+        </w:rPr>
+        <w:br w:type="textWrapping"/>
+      </w:r>
+      <w:r>
+        <w:rPr>
+          <w:rStyle w:val="7"/>
+          <w:highlight w:val="yellow"/>
+        </w:rPr>
+        <w:t xml:space="preserve">        </w:t>
+      </w:r>
+      <w:r>
+        <w:rPr>
+          <w:highlight w:val="yellow"/>
+        </w:rPr>
+        <w:t>int</w:t>
+      </w:r>
+      <w:r>
+        <w:rPr>
+          <w:rStyle w:val="7"/>
+          <w:highlight w:val="yellow"/>
+        </w:rPr>
+        <w:t xml:space="preserve">[] </w:t>
+      </w:r>
+      <w:r>
+        <w:rPr>
+          <w:highlight w:val="yellow"/>
+        </w:rPr>
+        <w:t>count</w:t>
+      </w:r>
+      <w:r>
+        <w:rPr>
+          <w:rStyle w:val="7"/>
+          <w:highlight w:val="yellow"/>
+        </w:rPr>
+        <w:t xml:space="preserve"> </w:t>
+      </w:r>
+      <w:r>
+        <w:rPr>
+          <w:highlight w:val="yellow"/>
+        </w:rPr>
+        <w:t>=</w:t>
+      </w:r>
+      <w:r>
+        <w:rPr>
+          <w:rStyle w:val="7"/>
+          <w:highlight w:val="yellow"/>
+        </w:rPr>
+        <w:t xml:space="preserve"> </w:t>
+      </w:r>
+      <w:r>
+        <w:rPr>
+          <w:highlight w:val="yellow"/>
+        </w:rPr>
+        <w:t>new</w:t>
+      </w:r>
+      <w:r>
+        <w:rPr>
+          <w:rStyle w:val="7"/>
+          <w:highlight w:val="yellow"/>
+        </w:rPr>
+        <w:t xml:space="preserve"> </w:t>
+      </w:r>
+      <w:r>
+        <w:rPr>
+          <w:highlight w:val="yellow"/>
+        </w:rPr>
+        <w:t>int</w:t>
+      </w:r>
+      <w:r>
+        <w:rPr>
+          <w:rStyle w:val="7"/>
+          <w:highlight w:val="yellow"/>
+        </w:rPr>
+        <w:t>[</w:t>
+      </w:r>
+      <w:r>
+        <w:rPr>
+          <w:highlight w:val="yellow"/>
+        </w:rPr>
+        <w:t>26</w:t>
+      </w:r>
+      <w:r>
+        <w:rPr>
+          <w:rStyle w:val="7"/>
+          <w:highlight w:val="yellow"/>
+        </w:rPr>
+        <w:t>];</w:t>
+      </w:r>
+      <w:r>
+        <w:rPr>
+          <w:rStyle w:val="7"/>
+          <w:highlight w:val="yellow"/>
+        </w:rPr>
+        <w:br w:type="textWrapping"/>
+      </w:r>
+      <w:r>
+        <w:rPr>
+          <w:rStyle w:val="7"/>
+          <w:highlight w:val="yellow"/>
+        </w:rPr>
+        <w:br w:type="textWrapping"/>
+      </w:r>
+      <w:r>
+        <w:rPr>
+          <w:rStyle w:val="7"/>
+          <w:highlight w:val="yellow"/>
+        </w:rPr>
+        <w:t xml:space="preserve">        </w:t>
+      </w:r>
+      <w:r>
+        <w:rPr>
+          <w:highlight w:val="yellow"/>
+        </w:rPr>
+        <w:t>for</w:t>
+      </w:r>
+      <w:r>
+        <w:rPr>
+          <w:rStyle w:val="7"/>
+          <w:highlight w:val="yellow"/>
+        </w:rPr>
+        <w:t xml:space="preserve"> (</w:t>
+      </w:r>
+      <w:r>
+        <w:rPr>
+          <w:highlight w:val="yellow"/>
+        </w:rPr>
+        <w:t>int</w:t>
+      </w:r>
+      <w:r>
+        <w:rPr>
+          <w:rStyle w:val="7"/>
+          <w:highlight w:val="yellow"/>
+        </w:rPr>
+        <w:t xml:space="preserve"> </w:t>
+      </w:r>
+      <w:r>
+        <w:rPr>
+          <w:highlight w:val="yellow"/>
+        </w:rPr>
+        <w:t>i</w:t>
+      </w:r>
+      <w:r>
+        <w:rPr>
+          <w:rStyle w:val="7"/>
+          <w:highlight w:val="yellow"/>
+        </w:rPr>
+        <w:t xml:space="preserve"> </w:t>
+      </w:r>
+      <w:r>
+        <w:rPr>
+          <w:highlight w:val="yellow"/>
+        </w:rPr>
+        <w:t>=</w:t>
+      </w:r>
+      <w:r>
+        <w:rPr>
+          <w:rStyle w:val="7"/>
+          <w:highlight w:val="yellow"/>
+        </w:rPr>
+        <w:t xml:space="preserve"> </w:t>
+      </w:r>
+      <w:r>
+        <w:rPr>
+          <w:highlight w:val="yellow"/>
+        </w:rPr>
+        <w:t>0</w:t>
+      </w:r>
+      <w:r>
+        <w:rPr>
+          <w:rStyle w:val="7"/>
+          <w:highlight w:val="yellow"/>
+        </w:rPr>
+        <w:t xml:space="preserve">; </w:t>
+      </w:r>
+      <w:r>
+        <w:rPr>
+          <w:highlight w:val="yellow"/>
+        </w:rPr>
+        <w:t>i</w:t>
+      </w:r>
+      <w:r>
+        <w:rPr>
+          <w:rStyle w:val="7"/>
+          <w:highlight w:val="yellow"/>
+        </w:rPr>
+        <w:t xml:space="preserve"> </w:t>
+      </w:r>
+      <w:r>
+        <w:rPr>
+          <w:highlight w:val="yellow"/>
+        </w:rPr>
+        <w:t>&lt;</w:t>
+      </w:r>
+      <w:r>
+        <w:rPr>
+          <w:rStyle w:val="7"/>
+          <w:highlight w:val="yellow"/>
+        </w:rPr>
+        <w:t xml:space="preserve"> </w:t>
+      </w:r>
+      <w:r>
+        <w:rPr>
+          <w:highlight w:val="yellow"/>
+        </w:rPr>
+        <w:t>s.length</w:t>
+      </w:r>
+      <w:r>
+        <w:rPr>
+          <w:rStyle w:val="7"/>
+          <w:highlight w:val="yellow"/>
+        </w:rPr>
+        <w:t xml:space="preserve">(); </w:t>
+      </w:r>
+      <w:r>
+        <w:rPr>
+          <w:highlight w:val="yellow"/>
+        </w:rPr>
+        <w:t>i++</w:t>
+      </w:r>
+      <w:r>
+        <w:rPr>
+          <w:rStyle w:val="7"/>
+          <w:highlight w:val="yellow"/>
+        </w:rPr>
+        <w:t>) {</w:t>
+      </w:r>
+      <w:r>
+        <w:rPr>
+          <w:rStyle w:val="7"/>
+          <w:highlight w:val="yellow"/>
+        </w:rPr>
+        <w:br w:type="textWrapping"/>
+      </w:r>
+      <w:r>
+        <w:rPr>
+          <w:rStyle w:val="7"/>
+          <w:highlight w:val="yellow"/>
+        </w:rPr>
+        <w:t xml:space="preserve">            </w:t>
+      </w:r>
+      <w:r>
+        <w:rPr>
+          <w:highlight w:val="yellow"/>
+        </w:rPr>
+        <w:t>count</w:t>
+      </w:r>
+      <w:r>
+        <w:rPr>
+          <w:rStyle w:val="7"/>
+          <w:highlight w:val="yellow"/>
+        </w:rPr>
+        <w:t>[</w:t>
+      </w:r>
+      <w:r>
+        <w:rPr>
+          <w:highlight w:val="yellow"/>
+        </w:rPr>
+        <w:t>s.charAt</w:t>
+      </w:r>
+      <w:r>
+        <w:rPr>
+          <w:rStyle w:val="7"/>
+          <w:highlight w:val="yellow"/>
+        </w:rPr>
+        <w:t>(</w:t>
+      </w:r>
+      <w:r>
+        <w:rPr>
+          <w:highlight w:val="yellow"/>
+        </w:rPr>
+        <w:t>i</w:t>
+      </w:r>
+      <w:r>
+        <w:rPr>
+          <w:rStyle w:val="7"/>
+          <w:highlight w:val="yellow"/>
+        </w:rPr>
+        <w:t xml:space="preserve">) </w:t>
+      </w:r>
+      <w:r>
+        <w:rPr>
+          <w:highlight w:val="yellow"/>
+        </w:rPr>
+        <w:t>-</w:t>
+      </w:r>
+      <w:r>
+        <w:rPr>
+          <w:rStyle w:val="7"/>
+          <w:highlight w:val="yellow"/>
+        </w:rPr>
+        <w:t xml:space="preserve"> </w:t>
+      </w:r>
+      <w:r>
+        <w:rPr>
+          <w:highlight w:val="yellow"/>
+        </w:rPr>
+        <w:t>'a'</w:t>
+      </w:r>
+      <w:r>
+        <w:rPr>
+          <w:rStyle w:val="7"/>
+          <w:highlight w:val="yellow"/>
+        </w:rPr>
+        <w:t>]</w:t>
+      </w:r>
+      <w:r>
+        <w:rPr>
+          <w:highlight w:val="yellow"/>
+        </w:rPr>
+        <w:t>++</w:t>
+      </w:r>
+      <w:r>
+        <w:rPr>
+          <w:rStyle w:val="7"/>
+          <w:highlight w:val="yellow"/>
+        </w:rPr>
+        <w:t>;</w:t>
+      </w:r>
+      <w:r>
+        <w:rPr>
+          <w:rStyle w:val="7"/>
+          <w:highlight w:val="yellow"/>
+        </w:rPr>
+        <w:br w:type="textWrapping"/>
+      </w:r>
+      <w:r>
+        <w:rPr>
+          <w:rStyle w:val="7"/>
+          <w:highlight w:val="yellow"/>
+        </w:rPr>
+        <w:t xml:space="preserve">        }</w:t>
+      </w:r>
+      <w:r>
+        <w:rPr>
+          <w:rStyle w:val="7"/>
+          <w:highlight w:val="yellow"/>
+        </w:rPr>
+        <w:br w:type="textWrapping"/>
+      </w:r>
+      <w:r>
+        <w:rPr>
+          <w:rStyle w:val="7"/>
+          <w:highlight w:val="yellow"/>
+        </w:rPr>
+        <w:br w:type="textWrapping"/>
+      </w:r>
+      <w:r>
+        <w:rPr>
+          <w:rStyle w:val="7"/>
+          <w:highlight w:val="yellow"/>
+        </w:rPr>
+        <w:t xml:space="preserve">        </w:t>
+      </w:r>
+      <w:r>
+        <w:rPr>
+          <w:highlight w:val="yellow"/>
+        </w:rPr>
+        <w:t>for</w:t>
+      </w:r>
+      <w:r>
+        <w:rPr>
+          <w:rStyle w:val="7"/>
+          <w:highlight w:val="yellow"/>
+        </w:rPr>
+        <w:t xml:space="preserve"> (</w:t>
+      </w:r>
+      <w:r>
+        <w:rPr>
+          <w:highlight w:val="yellow"/>
+        </w:rPr>
+        <w:t>int</w:t>
+      </w:r>
+      <w:r>
+        <w:rPr>
+          <w:rStyle w:val="7"/>
+          <w:highlight w:val="yellow"/>
+        </w:rPr>
+        <w:t xml:space="preserve"> </w:t>
+      </w:r>
+      <w:r>
+        <w:rPr>
+          <w:highlight w:val="yellow"/>
+        </w:rPr>
+        <w:t>i</w:t>
+      </w:r>
+      <w:r>
+        <w:rPr>
+          <w:rStyle w:val="7"/>
+          <w:highlight w:val="yellow"/>
+        </w:rPr>
+        <w:t xml:space="preserve"> </w:t>
+      </w:r>
+      <w:r>
+        <w:rPr>
+          <w:highlight w:val="yellow"/>
+        </w:rPr>
+        <w:t>=</w:t>
+      </w:r>
+      <w:r>
+        <w:rPr>
+          <w:rStyle w:val="7"/>
+          <w:highlight w:val="yellow"/>
+        </w:rPr>
+        <w:t xml:space="preserve"> </w:t>
+      </w:r>
+      <w:r>
+        <w:rPr>
+          <w:highlight w:val="yellow"/>
+        </w:rPr>
+        <w:t>0</w:t>
+      </w:r>
+      <w:r>
+        <w:rPr>
+          <w:rStyle w:val="7"/>
+          <w:highlight w:val="yellow"/>
+        </w:rPr>
+        <w:t xml:space="preserve">; </w:t>
+      </w:r>
+      <w:r>
+        <w:rPr>
+          <w:highlight w:val="yellow"/>
+        </w:rPr>
+        <w:t>i</w:t>
+      </w:r>
+      <w:r>
+        <w:rPr>
+          <w:rStyle w:val="7"/>
+          <w:highlight w:val="yellow"/>
+        </w:rPr>
+        <w:t xml:space="preserve"> </w:t>
+      </w:r>
+      <w:r>
+        <w:rPr>
+          <w:highlight w:val="yellow"/>
+        </w:rPr>
+        <w:t>&lt;</w:t>
+      </w:r>
+      <w:r>
+        <w:rPr>
+          <w:rStyle w:val="7"/>
+          <w:highlight w:val="yellow"/>
+        </w:rPr>
+        <w:t xml:space="preserve"> </w:t>
+      </w:r>
+      <w:r>
+        <w:rPr>
+          <w:highlight w:val="yellow"/>
+        </w:rPr>
+        <w:t>t.length</w:t>
+      </w:r>
+      <w:r>
+        <w:rPr>
+          <w:rStyle w:val="7"/>
+          <w:highlight w:val="yellow"/>
+        </w:rPr>
+        <w:t xml:space="preserve">(); </w:t>
+      </w:r>
+      <w:r>
+        <w:rPr>
+          <w:highlight w:val="yellow"/>
+        </w:rPr>
+        <w:t>i++</w:t>
+      </w:r>
+      <w:r>
+        <w:rPr>
+          <w:rStyle w:val="7"/>
+          <w:highlight w:val="yellow"/>
+        </w:rPr>
+        <w:t>) {</w:t>
+      </w:r>
+      <w:r>
+        <w:rPr>
+          <w:rStyle w:val="7"/>
+          <w:highlight w:val="yellow"/>
+        </w:rPr>
+        <w:br w:type="textWrapping"/>
+      </w:r>
+      <w:r>
+        <w:rPr>
+          <w:rStyle w:val="7"/>
+          <w:highlight w:val="yellow"/>
+        </w:rPr>
+        <w:t xml:space="preserve">            </w:t>
+      </w:r>
+      <w:r>
+        <w:rPr>
+          <w:highlight w:val="yellow"/>
+        </w:rPr>
+        <w:t>if</w:t>
+      </w:r>
+      <w:r>
+        <w:rPr>
+          <w:rStyle w:val="7"/>
+          <w:highlight w:val="yellow"/>
+        </w:rPr>
+        <w:t xml:space="preserve"> (</w:t>
+      </w:r>
+      <w:r>
+        <w:rPr>
+          <w:highlight w:val="yellow"/>
+        </w:rPr>
+        <w:t>count</w:t>
+      </w:r>
+      <w:r>
+        <w:rPr>
+          <w:rStyle w:val="7"/>
+          <w:highlight w:val="yellow"/>
+        </w:rPr>
+        <w:t>[</w:t>
+      </w:r>
+      <w:r>
+        <w:rPr>
+          <w:highlight w:val="yellow"/>
+        </w:rPr>
+        <w:t>t.charAt</w:t>
+      </w:r>
+      <w:r>
+        <w:rPr>
+          <w:rStyle w:val="7"/>
+          <w:highlight w:val="yellow"/>
+        </w:rPr>
+        <w:t>(</w:t>
+      </w:r>
+      <w:r>
+        <w:rPr>
+          <w:highlight w:val="yellow"/>
+        </w:rPr>
+        <w:t>i</w:t>
+      </w:r>
+      <w:r>
+        <w:rPr>
+          <w:rStyle w:val="7"/>
+          <w:highlight w:val="yellow"/>
+        </w:rPr>
+        <w:t xml:space="preserve">) </w:t>
+      </w:r>
+      <w:r>
+        <w:rPr>
+          <w:highlight w:val="yellow"/>
+        </w:rPr>
+        <w:t>-</w:t>
+      </w:r>
+      <w:r>
+        <w:rPr>
+          <w:rStyle w:val="7"/>
+          <w:highlight w:val="yellow"/>
+        </w:rPr>
+        <w:t xml:space="preserve"> </w:t>
+      </w:r>
+      <w:r>
+        <w:rPr>
+          <w:highlight w:val="yellow"/>
+        </w:rPr>
+        <w:t>'a'</w:t>
+      </w:r>
+      <w:r>
+        <w:rPr>
+          <w:rStyle w:val="7"/>
+          <w:highlight w:val="yellow"/>
+        </w:rPr>
+        <w:t xml:space="preserve">] </w:t>
+      </w:r>
+      <w:r>
+        <w:rPr>
+          <w:highlight w:val="yellow"/>
+        </w:rPr>
+        <w:t>==</w:t>
+      </w:r>
+      <w:r>
+        <w:rPr>
+          <w:rStyle w:val="7"/>
+          <w:highlight w:val="yellow"/>
+        </w:rPr>
+        <w:t xml:space="preserve"> </w:t>
+      </w:r>
+      <w:r>
+        <w:rPr>
+          <w:highlight w:val="yellow"/>
+        </w:rPr>
+        <w:t>0</w:t>
+      </w:r>
+      <w:r>
+        <w:rPr>
+          <w:rStyle w:val="7"/>
+          <w:highlight w:val="yellow"/>
+        </w:rPr>
+        <w:t>) {</w:t>
+      </w:r>
+      <w:r>
+        <w:rPr>
+          <w:rStyle w:val="7"/>
+          <w:highlight w:val="yellow"/>
+        </w:rPr>
+        <w:br w:type="textWrapping"/>
+      </w:r>
+      <w:r>
+        <w:rPr>
+          <w:rStyle w:val="7"/>
+          <w:highlight w:val="yellow"/>
+        </w:rPr>
+        <w:t xml:space="preserve">                </w:t>
+      </w:r>
+      <w:r>
+        <w:rPr>
+          <w:highlight w:val="yellow"/>
+        </w:rPr>
+        <w:t>return</w:t>
+      </w:r>
+      <w:r>
+        <w:rPr>
+          <w:rStyle w:val="7"/>
+          <w:highlight w:val="yellow"/>
+        </w:rPr>
+        <w:t xml:space="preserve"> </w:t>
+      </w:r>
+      <w:r>
+        <w:rPr>
+          <w:highlight w:val="yellow"/>
+        </w:rPr>
+        <w:t>false</w:t>
+      </w:r>
+      <w:r>
+        <w:rPr>
+          <w:rStyle w:val="7"/>
+          <w:highlight w:val="yellow"/>
+        </w:rPr>
+        <w:t>;</w:t>
+      </w:r>
+      <w:r>
+        <w:rPr>
+          <w:rStyle w:val="7"/>
+          <w:highlight w:val="yellow"/>
+        </w:rPr>
+        <w:br w:type="textWrapping"/>
+      </w:r>
+      <w:r>
+        <w:rPr>
+          <w:rStyle w:val="7"/>
+          <w:highlight w:val="yellow"/>
+        </w:rPr>
+        <w:t xml:space="preserve">            }</w:t>
+      </w:r>
+      <w:r>
+        <w:rPr>
+          <w:rStyle w:val="7"/>
+          <w:highlight w:val="yellow"/>
+        </w:rPr>
+        <w:br w:type="textWrapping"/>
+      </w:r>
+      <w:r>
+        <w:rPr>
+          <w:rStyle w:val="7"/>
+          <w:highlight w:val="yellow"/>
+        </w:rPr>
+        <w:t xml:space="preserve">            </w:t>
+      </w:r>
+      <w:r>
+        <w:rPr>
+          <w:highlight w:val="yellow"/>
+        </w:rPr>
+        <w:t>count</w:t>
+      </w:r>
+      <w:r>
+        <w:rPr>
+          <w:rStyle w:val="7"/>
+          <w:highlight w:val="yellow"/>
+        </w:rPr>
+        <w:t>[</w:t>
+      </w:r>
+      <w:r>
+        <w:rPr>
+          <w:highlight w:val="yellow"/>
+        </w:rPr>
+        <w:t>t.charAt</w:t>
+      </w:r>
+      <w:r>
+        <w:rPr>
+          <w:rStyle w:val="7"/>
+          <w:highlight w:val="yellow"/>
+        </w:rPr>
+        <w:t>(</w:t>
+      </w:r>
+      <w:r>
+        <w:rPr>
+          <w:highlight w:val="yellow"/>
+        </w:rPr>
+        <w:t>i</w:t>
+      </w:r>
+      <w:r>
+        <w:rPr>
+          <w:rStyle w:val="7"/>
+          <w:highlight w:val="yellow"/>
+        </w:rPr>
+        <w:t xml:space="preserve">) </w:t>
+      </w:r>
+      <w:r>
+        <w:rPr>
+          <w:highlight w:val="yellow"/>
+        </w:rPr>
+        <w:t>-</w:t>
+      </w:r>
+      <w:r>
+        <w:rPr>
+          <w:rStyle w:val="7"/>
+          <w:highlight w:val="yellow"/>
+        </w:rPr>
+        <w:t xml:space="preserve"> </w:t>
+      </w:r>
+      <w:r>
+        <w:rPr>
+          <w:highlight w:val="yellow"/>
+        </w:rPr>
+        <w:t>'a'</w:t>
+      </w:r>
+      <w:r>
+        <w:rPr>
+          <w:rStyle w:val="7"/>
+          <w:highlight w:val="yellow"/>
+        </w:rPr>
+        <w:t>]</w:t>
+      </w:r>
+      <w:r>
+        <w:rPr>
+          <w:highlight w:val="yellow"/>
+        </w:rPr>
+        <w:t>--</w:t>
+      </w:r>
+      <w:r>
+        <w:rPr>
+          <w:rStyle w:val="7"/>
+          <w:highlight w:val="yellow"/>
+        </w:rPr>
+        <w:t>;</w:t>
+      </w:r>
+      <w:r>
+        <w:rPr>
+          <w:rStyle w:val="7"/>
+          <w:highlight w:val="yellow"/>
+        </w:rPr>
+        <w:br w:type="textWrapping"/>
+      </w:r>
+      <w:r>
+        <w:rPr>
+          <w:rStyle w:val="7"/>
+          <w:highlight w:val="yellow"/>
+        </w:rPr>
+        <w:t xml:space="preserve">        }</w:t>
+      </w:r>
+      <w:r>
+        <w:rPr>
+          <w:rStyle w:val="7"/>
+          <w:highlight w:val="yellow"/>
+        </w:rPr>
+        <w:br w:type="textWrapping"/>
+      </w:r>
+      <w:r>
+        <w:rPr>
+          <w:rStyle w:val="7"/>
+          <w:highlight w:val="yellow"/>
+        </w:rPr>
+        <w:br w:type="textWrapping"/>
+      </w:r>
+      <w:r>
+        <w:rPr>
+          <w:rStyle w:val="7"/>
+          <w:highlight w:val="yellow"/>
+        </w:rPr>
+        <w:t xml:space="preserve">        </w:t>
+      </w:r>
+      <w:r>
+        <w:rPr>
+          <w:highlight w:val="yellow"/>
+        </w:rPr>
+        <w:t>return</w:t>
+      </w:r>
+      <w:r>
+        <w:rPr>
+          <w:rStyle w:val="7"/>
+          <w:highlight w:val="yellow"/>
+        </w:rPr>
+        <w:t xml:space="preserve"> </w:t>
+      </w:r>
+      <w:r>
+        <w:rPr>
+          <w:highlight w:val="yellow"/>
+        </w:rPr>
+        <w:t>true</w:t>
+      </w:r>
+      <w:r>
+        <w:rPr>
+          <w:rStyle w:val="7"/>
+          <w:highlight w:val="yellow"/>
+        </w:rPr>
+        <w:t>;</w:t>
+      </w:r>
+      <w:r>
+        <w:rPr>
+          <w:rStyle w:val="7"/>
+          <w:highlight w:val="yellow"/>
+        </w:rPr>
+        <w:br w:type="textWrapping"/>
+      </w:r>
+      <w:r>
+        <w:rPr>
+          <w:rStyle w:val="7"/>
+          <w:highlight w:val="yellow"/>
+        </w:rPr>
+        <w:t xml:space="preserve">    }</w:t>
+      </w:r>
+      <w:r>
+        <w:rPr>
+          <w:rStyle w:val="7"/>
+          <w:highlight w:val="yellow"/>
+        </w:rPr>
+        <w:br w:type="textWrapping"/>
+      </w:r>
+      <w:r>
+        <w:rPr>
+          <w:rStyle w:val="7"/>
+          <w:highlight w:val="yellow"/>
+        </w:rPr>
+        <w:t>}</w:t>
+      </w:r>
+    </w:p>
+    <w:p>
+      <w:pPr>
+        <w:pStyle w:val="9"/>
+        <w:keepNext w:val="0"/>
+        <w:keepLines w:val="0"/>
+        <w:widowControl/>
+        <w:suppressLineNumbers w:val="0"/>
+        <w:rPr>
+          <w:rFonts w:hint="default" w:ascii="SimSun" w:hAnsi="SimSun"/>
+          <w:sz w:val="24"/>
+          <w:szCs w:val="24"/>
+          <w:highlight w:val="yellow"/>
+          <w:lang w:val="en-US"/>
+        </w:rPr>
+      </w:pPr>
     </w:p>
     <w:sectPr>
       <w:pgSz w:w="11906" w:h="16838"/>
@@ -5599,7 +6773,7 @@
     <w:lsdException w:qFormat="1" w:unhideWhenUsed="0" w:uiPriority="0" w:semiHidden="0" w:name="Title"/>
     <w:lsdException w:unhideWhenUsed="0" w:uiPriority="0" w:semiHidden="0" w:name="Closing"/>
     <w:lsdException w:unhideWhenUsed="0" w:uiPriority="0" w:semiHidden="0" w:name="Signature"/>
-    <w:lsdException w:unhideWhenUsed="0" w:uiPriority="0" w:name="Default Paragraph Font"/>
+    <w:lsdException w:qFormat="1" w:unhideWhenUsed="0" w:uiPriority="0" w:name="Default Paragraph Font"/>
     <w:lsdException w:unhideWhenUsed="0" w:uiPriority="0" w:semiHidden="0" w:name="Body Text"/>
     <w:lsdException w:unhideWhenUsed="0" w:uiPriority="0" w:semiHidden="0" w:name="Body Text Indent"/>
     <w:lsdException w:unhideWhenUsed="0" w:uiPriority="0" w:semiHidden="0" w:name="List Continue"/>
@@ -5633,7 +6807,7 @@
     <w:lsdException w:qFormat="1" w:unhideWhenUsed="0" w:uiPriority="0" w:semiHidden="0" w:name="HTML Code"/>
     <w:lsdException w:unhideWhenUsed="0" w:uiPriority="0" w:semiHidden="0" w:name="HTML Definition"/>
     <w:lsdException w:unhideWhenUsed="0" w:uiPriority="0" w:semiHidden="0" w:name="HTML Keyboard"/>
-    <w:lsdException w:unhideWhenUsed="0" w:uiPriority="0" w:semiHidden="0" w:name="HTML Preformatted"/>
+    <w:lsdException w:qFormat="1" w:unhideWhenUsed="0" w:uiPriority="0" w:semiHidden="0" w:name="HTML Preformatted"/>
     <w:lsdException w:unhideWhenUsed="0" w:uiPriority="0" w:semiHidden="0" w:name="HTML Sample"/>
     <w:lsdException w:unhideWhenUsed="0" w:uiPriority="0" w:semiHidden="0" w:name="HTML Typewriter"/>
     <w:lsdException w:unhideWhenUsed="0" w:uiPriority="0" w:semiHidden="0" w:name="HTML Variable"/>
@@ -5861,6 +7035,7 @@
   <w:style w:type="character" w:default="1" w:styleId="5">
     <w:name w:val="Default Paragraph Font"/>
     <w:semiHidden/>
+    <w:qFormat/>
     <w:uiPriority w:val="0"/>
   </w:style>
   <w:style w:type="table" w:default="1" w:styleId="6">
@@ -5890,6 +7065,7 @@
   </w:style>
   <w:style w:type="paragraph" w:styleId="8">
     <w:name w:val="HTML Preformatted"/>
+    <w:qFormat/>
     <w:uiPriority w:val="0"/>
     <w:pPr>
       <w:tabs>
